--- a/workstreams/ecsr-35236-phd-validations/UT/UT_ECSR-35236.docx
+++ b/workstreams/ecsr-35236-phd-validations/UT/UT_ECSR-35236.docx
@@ -423,7 +423,113 @@
         <w:pStyle w:val="Heading1"/>
       </w:pPr>
       <w:r>
-        <w:t>3.  Test 1 - Apply / Rollback round-trip (deployment safety)</w:t>
+        <w:t>3.  Screen evidence - Validation Overview (EC Web App)</w:t>
+      </w:r>
+    </w:p>
+    <w:p>
+      <w:r>
+        <w:t>Captured live on the EC Web App (https://app-plutodev.woodside-pluto.tieto-og.cloud/), Configuration &gt; System &gt; Validation &gt; "Validation Overview - Pluto Scarborough". The check group "Daily Tank Status - VCF Calc - PHD Validations" was run for 2026-06-06, BEFORE the fix and AFTER applying it - then the fix was rolled back (plutodev left in its original state).</w:t>
+      </w:r>
+    </w:p>
+    <w:p>
+      <w:r>
+        <w:t>Result on screen: the group's Summary went from 20 Errors (before) to 12 Errors (after). The 8 suppressed validations are the false positives - tank Gross Mass / Standard Density rows whose measurement method is not MEASURED (e.g. GRS_VOL_DENSITY, STREAM_SAMPLE_ANALYSIS). The genuine validations remain (the unchanged Gross Volume / Avg Temp tank rules, and any MEASURED rows that are genuinely missing a value).</w:t>
+      </w:r>
+    </w:p>
+    <w:p>
+      <w:r>
+        <w:rPr>
+          <w:b/>
+        </w:rPr>
+        <w:t>BEFORE - original rules: Daily Tank Status - PHD Validations Summary</w:t>
+      </w:r>
+    </w:p>
+    <w:p>
+      <w:r>
+        <w:drawing>
+          <wp:inline xmlns:a="http://schemas.openxmlformats.org/drawingml/2006/main" xmlns:pic="http://schemas.openxmlformats.org/drawingml/2006/picture">
+            <wp:extent cx="5852160" cy="3483429"/>
+            <wp:docPr id="1" name="Picture 1"/>
+            <wp:cNvGraphicFramePr>
+              <a:graphicFrameLocks noChangeAspect="1"/>
+            </wp:cNvGraphicFramePr>
+            <a:graphic>
+              <a:graphicData uri="http://schemas.openxmlformats.org/drawingml/2006/picture">
+                <pic:pic>
+                  <pic:nvPicPr>
+                    <pic:cNvPr id="0" name="vo_tank_before.png"/>
+                    <pic:cNvPicPr/>
+                  </pic:nvPicPr>
+                  <pic:blipFill>
+                    <a:blip r:embed="rId9"/>
+                    <a:stretch>
+                      <a:fillRect/>
+                    </a:stretch>
+                  </pic:blipFill>
+                  <pic:spPr>
+                    <a:xfrm>
+                      <a:off x="0" y="0"/>
+                      <a:ext cx="5852160" cy="3483429"/>
+                    </a:xfrm>
+                    <a:prstGeom prst="rect"/>
+                  </pic:spPr>
+                </pic:pic>
+              </a:graphicData>
+            </a:graphic>
+          </wp:inline>
+        </w:drawing>
+      </w:r>
+    </w:p>
+    <w:p>
+      <w:r>
+        <w:rPr>
+          <w:b/>
+        </w:rPr>
+        <w:t>AFTER - scoping criterion applied: false positives suppressed</w:t>
+      </w:r>
+    </w:p>
+    <w:p>
+      <w:r>
+        <w:drawing>
+          <wp:inline xmlns:a="http://schemas.openxmlformats.org/drawingml/2006/main" xmlns:pic="http://schemas.openxmlformats.org/drawingml/2006/picture">
+            <wp:extent cx="5852160" cy="3483429"/>
+            <wp:docPr id="2" name="Picture 2"/>
+            <wp:cNvGraphicFramePr>
+              <a:graphicFrameLocks noChangeAspect="1"/>
+            </wp:cNvGraphicFramePr>
+            <a:graphic>
+              <a:graphicData uri="http://schemas.openxmlformats.org/drawingml/2006/picture">
+                <pic:pic>
+                  <pic:nvPicPr>
+                    <pic:cNvPr id="0" name="vo_tank_after.png"/>
+                    <pic:cNvPicPr/>
+                  </pic:nvPicPr>
+                  <pic:blipFill>
+                    <a:blip r:embed="rId10"/>
+                    <a:stretch>
+                      <a:fillRect/>
+                    </a:stretch>
+                  </pic:blipFill>
+                  <pic:spPr>
+                    <a:xfrm>
+                      <a:off x="0" y="0"/>
+                      <a:ext cx="5852160" cy="3483429"/>
+                    </a:xfrm>
+                    <a:prstGeom prst="rect"/>
+                  </pic:spPr>
+                </pic:pic>
+              </a:graphicData>
+            </a:graphic>
+          </wp:inline>
+        </w:drawing>
+      </w:r>
+    </w:p>
+    <w:p>
+      <w:pPr>
+        <w:pStyle w:val="Heading1"/>
+      </w:pPr>
+      <w:r>
+        <w:t>4.  Deployment safety - Apply / Rollback round-trip</w:t>
       </w:r>
     </w:p>
     <w:p>
@@ -458,7 +564,7 @@
         <w:pStyle w:val="Heading1"/>
       </w:pPr>
       <w:r>
-        <w:t>4.  Test 2 - Behavioural: false-positive suppression (live plutodev data)</w:t>
+        <w:t>5.  Supporting DB detail - false-positive suppression counts (all 8 rules)</w:t>
       </w:r>
     </w:p>
     <w:p>
@@ -958,7 +1064,7 @@
         <w:pStyle w:val="Heading1"/>
       </w:pPr>
       <w:r>
-        <w:t>5.  Observations to confirm on client test</w:t>
+        <w:t>6.  Observations to confirm on client test</w:t>
       </w:r>
     </w:p>
     <w:p>
@@ -990,7 +1096,7 @@
         <w:pStyle w:val="Heading1"/>
       </w:pPr>
       <w:r>
-        <w:t>6.  Conclusion</w:t>
+        <w:t>7.  Conclusion</w:t>
       </w:r>
     </w:p>
     <w:p>
